--- a/public/fun/forms/이력서_산업안전관리_5_카드형.docx
+++ b/public/fun/forms/이력서_산업안전관리_5_카드형.docx
@@ -302,7 +302,7 @@
           <w:color w:val="34383D"/>
           <w:sz w:val="23"/>
         </w:rPr>
-        <w:t xml:space="preserve">   안전 · 보건 자격</w:t>
+        <w:t xml:space="preserve">   학력 · 교육</w:t>
       </w:r>
     </w:p>
     <w:tbl>
@@ -350,7 +350,7 @@
                 <w:color w:val="34383D"/>
                 <w:sz w:val="21"/>
               </w:rPr>
-              <w:t>자격명</w:t>
+              <w:t>학교 / 기관</w:t>
             </w:r>
             <w:r>
               <w:rPr>
@@ -358,7 +358,7 @@
                 <w:sz w:val="18"/>
               </w:rPr>
               <w:tab/>
-              <w:t>취득일</w:t>
+              <w:t>기 간</w:t>
             </w:r>
           </w:p>
           <w:p>
@@ -371,7 +371,7 @@
                 <w:color w:val="A9B0B8"/>
                 <w:sz w:val="18"/>
               </w:rPr>
-              <w:t>발급 기관 · 번 호</w:t>
+              <w:t>내 용</w:t>
             </w:r>
           </w:p>
         </w:tc>
@@ -427,7 +427,7 @@
                 <w:color w:val="34383D"/>
                 <w:sz w:val="21"/>
               </w:rPr>
-              <w:t>자격명</w:t>
+              <w:t>학교 / 기관</w:t>
             </w:r>
             <w:r>
               <w:rPr>
@@ -435,7 +435,7 @@
                 <w:sz w:val="18"/>
               </w:rPr>
               <w:tab/>
-              <w:t>취득일</w:t>
+              <w:t>기 간</w:t>
             </w:r>
           </w:p>
           <w:p>
@@ -448,7 +448,7 @@
                 <w:color w:val="A9B0B8"/>
                 <w:sz w:val="18"/>
               </w:rPr>
-              <w:t>발급 기관 · 번 호</w:t>
+              <w:t>내 용</w:t>
             </w:r>
           </w:p>
         </w:tc>
@@ -504,7 +504,7 @@
                 <w:color w:val="34383D"/>
                 <w:sz w:val="21"/>
               </w:rPr>
-              <w:t>자격명</w:t>
+              <w:t>학교 / 기관</w:t>
             </w:r>
             <w:r>
               <w:rPr>
@@ -512,7 +512,7 @@
                 <w:sz w:val="18"/>
               </w:rPr>
               <w:tab/>
-              <w:t>취득일</w:t>
+              <w:t>기 간</w:t>
             </w:r>
           </w:p>
           <w:p>
@@ -525,7 +525,7 @@
                 <w:color w:val="A9B0B8"/>
                 <w:sz w:val="18"/>
               </w:rPr>
-              <w:t>발급 기관 · 번 호</w:t>
+              <w:t>내 용</w:t>
             </w:r>
           </w:p>
         </w:tc>
@@ -967,7 +967,7 @@
           <w:color w:val="34383D"/>
           <w:sz w:val="23"/>
         </w:rPr>
-        <w:t xml:space="preserve">   학력 · 교육</w:t>
+        <w:t xml:space="preserve">   안전 · 보건 자격</w:t>
       </w:r>
     </w:p>
     <w:tbl>
@@ -1015,7 +1015,7 @@
                 <w:color w:val="34383D"/>
                 <w:sz w:val="21"/>
               </w:rPr>
-              <w:t>학교 / 기관</w:t>
+              <w:t>자격명</w:t>
             </w:r>
             <w:r>
               <w:rPr>
@@ -1023,7 +1023,7 @@
                 <w:sz w:val="18"/>
               </w:rPr>
               <w:tab/>
-              <w:t>기 간</w:t>
+              <w:t>취득일</w:t>
             </w:r>
           </w:p>
           <w:p>
@@ -1036,7 +1036,7 @@
                 <w:color w:val="A9B0B8"/>
                 <w:sz w:val="18"/>
               </w:rPr>
-              <w:t>내 용</w:t>
+              <w:t>발급 기관 · 번 호</w:t>
             </w:r>
           </w:p>
         </w:tc>
@@ -1092,7 +1092,7 @@
                 <w:color w:val="34383D"/>
                 <w:sz w:val="21"/>
               </w:rPr>
-              <w:t>학교 / 기관</w:t>
+              <w:t>자격명</w:t>
             </w:r>
             <w:r>
               <w:rPr>
@@ -1100,7 +1100,7 @@
                 <w:sz w:val="18"/>
               </w:rPr>
               <w:tab/>
-              <w:t>기 간</w:t>
+              <w:t>취득일</w:t>
             </w:r>
           </w:p>
           <w:p>
@@ -1113,7 +1113,7 @@
                 <w:color w:val="A9B0B8"/>
                 <w:sz w:val="18"/>
               </w:rPr>
-              <w:t>내 용</w:t>
+              <w:t>발급 기관 · 번 호</w:t>
             </w:r>
           </w:p>
         </w:tc>
@@ -1169,7 +1169,7 @@
                 <w:color w:val="34383D"/>
                 <w:sz w:val="21"/>
               </w:rPr>
-              <w:t>학교 / 기관</w:t>
+              <w:t>자격명</w:t>
             </w:r>
             <w:r>
               <w:rPr>
@@ -1177,7 +1177,7 @@
                 <w:sz w:val="18"/>
               </w:rPr>
               <w:tab/>
-              <w:t>기 간</w:t>
+              <w:t>취득일</w:t>
             </w:r>
           </w:p>
           <w:p>
@@ -1190,7 +1190,7 @@
                 <w:color w:val="A9B0B8"/>
                 <w:sz w:val="18"/>
               </w:rPr>
-              <w:t>내 용</w:t>
+              <w:t>발급 기관 · 번 호</w:t>
             </w:r>
           </w:p>
         </w:tc>

--- a/public/fun/forms/이력서_산업안전관리_5_카드형.docx
+++ b/public/fun/forms/이력서_산업안전관리_5_카드형.docx
@@ -1464,7 +1464,7 @@
                 <w:color w:val="5A6167"/>
                 <w:sz w:val="19"/>
               </w:rPr>
-              <w:t>2020~현재 · ○○제조 안전관리 · 위험성 평가 연 24회 · 아차사고 보고 +45%, 재해 0건</w:t>
+              <w:t>기간 입력 · ○○제조 안전관리 · 위험성 평가 연 24회 · 아차사고 보고 +45%, 재해 0건</w:t>
             </w:r>
           </w:p>
         </w:tc>
